--- a/media/F2111/output_dir/测试策略.docx
+++ b/media/F2111/output_dir/测试策略.docx
@@ -58,13 +58,9 @@
     </w:p>
     <w:p>
       <w:pPr>
-        <w:numPr>
-          <w:ilvl w:val="0"/>
-          <w:numId w:val="66"/>
-        </w:numPr>
         <w:adjustRightInd w:val="0"/>
         <w:spacing w:line="360" w:lineRule="auto"/>
-        <w:ind w:left="845"/>
+        <w:ind w:firstLineChars="200" w:firstLine="480"/>
         <w:contextualSpacing/>
         <w:rPr>
           <w:snapToGrid w:val="0"/>
@@ -72,6 +68,24 @@
           <w:szCs w:val="24"/>
         </w:rPr>
       </w:pPr>
+      <w:r>
+        <w:rPr>
+          <w:rFonts w:hint="eastAsia"/>
+          <w:snapToGrid w:val="0"/>
+          <w:sz w:val="24"/>
+          <w:szCs w:val="24"/>
+        </w:rPr>
+        <w:t>a</w:t>
+      </w:r>
+      <w:r>
+        <w:rPr>
+          <w:rFonts w:hint="eastAsia"/>
+          <w:snapToGrid w:val="0"/>
+          <w:sz w:val="24"/>
+          <w:szCs w:val="24"/>
+        </w:rPr>
+        <w:t>）</w:t>
+      </w:r>
       <w:r>
         <w:rPr>
           <w:snapToGrid w:val="0"/>
@@ -100,13 +114,9 @@
     </w:p>
     <w:p>
       <w:pPr>
-        <w:numPr>
-          <w:ilvl w:val="0"/>
-          <w:numId w:val="66"/>
-        </w:numPr>
         <w:adjustRightInd w:val="0"/>
         <w:spacing w:line="360" w:lineRule="auto"/>
-        <w:ind w:left="845"/>
+        <w:ind w:firstLineChars="200" w:firstLine="480"/>
         <w:contextualSpacing/>
         <w:rPr>
           <w:snapToGrid w:val="0"/>
@@ -114,6 +124,24 @@
           <w:szCs w:val="24"/>
         </w:rPr>
       </w:pPr>
+      <w:r>
+        <w:rPr>
+          <w:rFonts w:hint="eastAsia"/>
+          <w:snapToGrid w:val="0"/>
+          <w:sz w:val="24"/>
+          <w:szCs w:val="24"/>
+        </w:rPr>
+        <w:t>b</w:t>
+      </w:r>
+      <w:r>
+        <w:rPr>
+          <w:rFonts w:hint="eastAsia"/>
+          <w:snapToGrid w:val="0"/>
+          <w:sz w:val="24"/>
+          <w:szCs w:val="24"/>
+        </w:rPr>
+        <w:t>）</w:t>
+      </w:r>
       <w:r>
         <w:rPr>
           <w:rFonts w:hint="eastAsia"/>
@@ -193,13 +221,9 @@
     </w:p>
     <w:p>
       <w:pPr>
-        <w:numPr>
-          <w:ilvl w:val="0"/>
-          <w:numId w:val="66"/>
-        </w:numPr>
         <w:adjustRightInd w:val="0"/>
         <w:spacing w:line="360" w:lineRule="auto"/>
-        <w:ind w:left="845"/>
+        <w:ind w:firstLineChars="200" w:firstLine="480"/>
         <w:contextualSpacing/>
         <w:rPr>
           <w:snapToGrid w:val="0"/>
@@ -207,6 +231,24 @@
           <w:szCs w:val="24"/>
         </w:rPr>
       </w:pPr>
+      <w:r>
+        <w:rPr>
+          <w:rFonts w:hint="eastAsia"/>
+          <w:snapToGrid w:val="0"/>
+          <w:sz w:val="24"/>
+          <w:szCs w:val="24"/>
+        </w:rPr>
+        <w:t>c</w:t>
+      </w:r>
+      <w:r>
+        <w:rPr>
+          <w:rFonts w:hint="eastAsia"/>
+          <w:snapToGrid w:val="0"/>
+          <w:sz w:val="24"/>
+          <w:szCs w:val="24"/>
+        </w:rPr>
+        <w:t>）</w:t>
+      </w:r>
       <w:r>
         <w:rPr>
           <w:snapToGrid w:val="0"/>
@@ -371,13 +413,9 @@
     </w:p>
     <w:p>
       <w:pPr>
-        <w:numPr>
-          <w:ilvl w:val="0"/>
-          <w:numId w:val="66"/>
-        </w:numPr>
         <w:adjustRightInd w:val="0"/>
         <w:spacing w:line="360" w:lineRule="auto"/>
-        <w:ind w:left="845"/>
+        <w:ind w:firstLineChars="200" w:firstLine="480"/>
         <w:contextualSpacing/>
         <w:rPr>
           <w:snapToGrid w:val="0"/>
@@ -387,11 +425,28 @@
       </w:pPr>
       <w:r>
         <w:rPr>
+          <w:rFonts w:hint="eastAsia"/>
           <w:snapToGrid w:val="0"/>
           <w:sz w:val="24"/>
           <w:szCs w:val="24"/>
         </w:rPr>
-        <w:lastRenderedPageBreak/>
+        <w:t>d</w:t>
+      </w:r>
+      <w:r>
+        <w:rPr>
+          <w:rFonts w:hint="eastAsia"/>
+          <w:snapToGrid w:val="0"/>
+          <w:sz w:val="24"/>
+          <w:szCs w:val="24"/>
+        </w:rPr>
+        <w:t>）</w:t>
+      </w:r>
+      <w:r>
+        <w:rPr>
+          <w:snapToGrid w:val="0"/>
+          <w:sz w:val="24"/>
+          <w:szCs w:val="24"/>
+        </w:rPr>
         <w:t>本次测评对于性能指标（除时间强度指标外）的验证，需采集</w:t>
       </w:r>
       <w:r>
@@ -408,18 +463,23 @@
           <w:sz w:val="24"/>
           <w:szCs w:val="24"/>
         </w:rPr>
-        <w:t>次数据进行验证；</w:t>
+        <w:t>次数据进行验</w:t>
+      </w:r>
+      <w:r>
+        <w:rPr>
+          <w:snapToGrid w:val="0"/>
+          <w:sz w:val="24"/>
+          <w:szCs w:val="24"/>
+        </w:rPr>
+        <w:lastRenderedPageBreak/>
+        <w:t>证；</w:t>
       </w:r>
     </w:p>
     <w:p>
       <w:pPr>
-        <w:numPr>
-          <w:ilvl w:val="0"/>
-          <w:numId w:val="66"/>
-        </w:numPr>
         <w:adjustRightInd w:val="0"/>
         <w:spacing w:line="360" w:lineRule="auto"/>
-        <w:ind w:left="845"/>
+        <w:ind w:firstLineChars="200" w:firstLine="480"/>
         <w:contextualSpacing/>
         <w:rPr>
           <w:snapToGrid w:val="0"/>
@@ -427,6 +487,24 @@
           <w:szCs w:val="24"/>
         </w:rPr>
       </w:pPr>
+      <w:r>
+        <w:rPr>
+          <w:rFonts w:hint="eastAsia"/>
+          <w:snapToGrid w:val="0"/>
+          <w:sz w:val="24"/>
+          <w:szCs w:val="24"/>
+        </w:rPr>
+        <w:t>e</w:t>
+      </w:r>
+      <w:r>
+        <w:rPr>
+          <w:rFonts w:hint="eastAsia"/>
+          <w:snapToGrid w:val="0"/>
+          <w:sz w:val="24"/>
+          <w:szCs w:val="24"/>
+        </w:rPr>
+        <w:t>）</w:t>
+      </w:r>
       <w:r>
         <w:rPr>
           <w:rFonts w:hint="eastAsia"/>
@@ -525,13 +603,9 @@
     </w:p>
     <w:p>
       <w:pPr>
-        <w:numPr>
-          <w:ilvl w:val="0"/>
-          <w:numId w:val="66"/>
-        </w:numPr>
         <w:adjustRightInd w:val="0"/>
         <w:spacing w:line="360" w:lineRule="auto"/>
-        <w:ind w:left="845"/>
+        <w:ind w:firstLineChars="200" w:firstLine="480"/>
         <w:contextualSpacing/>
         <w:rPr>
           <w:iCs/>
@@ -540,6 +614,24 @@
           <w:szCs w:val="24"/>
         </w:rPr>
       </w:pPr>
+      <w:r>
+        <w:rPr>
+          <w:rFonts w:hint="eastAsia"/>
+          <w:snapToGrid w:val="0"/>
+          <w:sz w:val="24"/>
+          <w:szCs w:val="24"/>
+        </w:rPr>
+        <w:t>f</w:t>
+      </w:r>
+      <w:r>
+        <w:rPr>
+          <w:rFonts w:hint="eastAsia"/>
+          <w:snapToGrid w:val="0"/>
+          <w:sz w:val="24"/>
+          <w:szCs w:val="24"/>
+        </w:rPr>
+        <w:t>）</w:t>
+      </w:r>
       <w:r>
         <w:rPr>
           <w:iCs/>
@@ -599,13 +691,9 @@
     </w:p>
     <w:p>
       <w:pPr>
-        <w:numPr>
-          <w:ilvl w:val="0"/>
-          <w:numId w:val="66"/>
-        </w:numPr>
         <w:adjustRightInd w:val="0"/>
         <w:spacing w:line="360" w:lineRule="auto"/>
-        <w:ind w:left="845"/>
+        <w:ind w:firstLineChars="200" w:firstLine="480"/>
         <w:contextualSpacing/>
         <w:rPr>
           <w:iCs/>
@@ -614,6 +702,24 @@
           <w:szCs w:val="24"/>
         </w:rPr>
       </w:pPr>
+      <w:r>
+        <w:rPr>
+          <w:rFonts w:hint="eastAsia"/>
+          <w:snapToGrid w:val="0"/>
+          <w:sz w:val="24"/>
+          <w:szCs w:val="24"/>
+        </w:rPr>
+        <w:t>g</w:t>
+      </w:r>
+      <w:r>
+        <w:rPr>
+          <w:rFonts w:hint="eastAsia"/>
+          <w:snapToGrid w:val="0"/>
+          <w:sz w:val="24"/>
+          <w:szCs w:val="24"/>
+        </w:rPr>
+        <w:t>）</w:t>
+      </w:r>
       <w:r>
         <w:rPr>
           <w:iCs/>
@@ -626,13 +732,9 @@
     </w:p>
     <w:p>
       <w:pPr>
-        <w:numPr>
-          <w:ilvl w:val="0"/>
-          <w:numId w:val="66"/>
-        </w:numPr>
         <w:adjustRightInd w:val="0"/>
         <w:spacing w:line="360" w:lineRule="auto"/>
-        <w:ind w:left="845"/>
+        <w:ind w:firstLineChars="200" w:firstLine="480"/>
         <w:contextualSpacing/>
         <w:rPr>
           <w:iCs/>
@@ -641,6 +743,24 @@
           <w:szCs w:val="24"/>
         </w:rPr>
       </w:pPr>
+      <w:r>
+        <w:rPr>
+          <w:rFonts w:hint="eastAsia"/>
+          <w:snapToGrid w:val="0"/>
+          <w:sz w:val="24"/>
+          <w:szCs w:val="24"/>
+        </w:rPr>
+        <w:t>f</w:t>
+      </w:r>
+      <w:r>
+        <w:rPr>
+          <w:rFonts w:hint="eastAsia"/>
+          <w:snapToGrid w:val="0"/>
+          <w:sz w:val="24"/>
+          <w:szCs w:val="24"/>
+        </w:rPr>
+        <w:t>）</w:t>
+      </w:r>
       <w:r>
         <w:rPr>
           <w:iCs/>
@@ -820,7 +940,7 @@
           <w:sz w:val="21"/>
           <w:szCs w:val="21"/>
         </w:rPr>
-        <w:t xml:space="preserve"> </w:t>
+        <w:t>测试</w:t>
       </w:r>
       <w:r>
         <w:rPr>
@@ -828,7 +948,7 @@
           <w:sz w:val="21"/>
           <w:szCs w:val="21"/>
         </w:rPr>
-        <w:t>测试类型及测试方法</w:t>
+        <w:t>类型及测试方法</w:t>
       </w:r>
     </w:p>
     <w:tbl>
@@ -1269,7 +1389,6 @@
                 <w:spacing w:val="2"/>
                 <w:szCs w:val="21"/>
               </w:rPr>
-              <w:lastRenderedPageBreak/>
               <w:t>功能测试</w:t>
             </w:r>
           </w:p>
@@ -1533,6 +1652,14 @@
         </w:tc>
       </w:tr>
     </w:tbl>
+    <w:p>
+      <w:pPr>
+        <w:rPr>
+          <w:sz w:val="24"/>
+          <w:szCs w:val="24"/>
+        </w:rPr>
+      </w:pPr>
+    </w:p>
     <w:sectPr>
       <w:headerReference w:type="even" r:id="rId8"/>
       <w:footerReference w:type="even" r:id="rId9"/>
@@ -3081,6 +3208,95 @@
     </w:lvl>
   </w:abstractNum>
   <w:abstractNum w:abstractNumId="15" w15:restartNumberingAfterBreak="0">
+    <w:nsid w:val="2211265C"/>
+    <w:multiLevelType w:val="hybridMultilevel"/>
+    <w:tmpl w:val="BEA8AEAC"/>
+    <w:lvl w:ilvl="0" w:tplc="041AB6FE">
+      <w:start w:val="1"/>
+      <w:numFmt w:val="lowerLetter"/>
+      <w:lvlText w:val="%1）"/>
+      <w:lvlJc w:val="left"/>
+      <w:pPr>
+        <w:ind w:left="360" w:hanging="360"/>
+      </w:pPr>
+      <w:rPr>
+        <w:rFonts w:hint="default"/>
+      </w:rPr>
+    </w:lvl>
+    <w:lvl w:ilvl="1" w:tplc="04090019" w:tentative="1">
+      <w:start w:val="1"/>
+      <w:numFmt w:val="lowerLetter"/>
+      <w:lvlText w:val="%2)"/>
+      <w:lvlJc w:val="left"/>
+      <w:pPr>
+        <w:ind w:left="880" w:hanging="440"/>
+      </w:pPr>
+    </w:lvl>
+    <w:lvl w:ilvl="2" w:tplc="0409001B" w:tentative="1">
+      <w:start w:val="1"/>
+      <w:numFmt w:val="lowerRoman"/>
+      <w:lvlText w:val="%3."/>
+      <w:lvlJc w:val="right"/>
+      <w:pPr>
+        <w:ind w:left="1320" w:hanging="440"/>
+      </w:pPr>
+    </w:lvl>
+    <w:lvl w:ilvl="3" w:tplc="0409000F" w:tentative="1">
+      <w:start w:val="1"/>
+      <w:numFmt w:val="decimal"/>
+      <w:lvlText w:val="%4."/>
+      <w:lvlJc w:val="left"/>
+      <w:pPr>
+        <w:ind w:left="1760" w:hanging="440"/>
+      </w:pPr>
+    </w:lvl>
+    <w:lvl w:ilvl="4" w:tplc="04090019" w:tentative="1">
+      <w:start w:val="1"/>
+      <w:numFmt w:val="lowerLetter"/>
+      <w:lvlText w:val="%5)"/>
+      <w:lvlJc w:val="left"/>
+      <w:pPr>
+        <w:ind w:left="2200" w:hanging="440"/>
+      </w:pPr>
+    </w:lvl>
+    <w:lvl w:ilvl="5" w:tplc="0409001B" w:tentative="1">
+      <w:start w:val="1"/>
+      <w:numFmt w:val="lowerRoman"/>
+      <w:lvlText w:val="%6."/>
+      <w:lvlJc w:val="right"/>
+      <w:pPr>
+        <w:ind w:left="2640" w:hanging="440"/>
+      </w:pPr>
+    </w:lvl>
+    <w:lvl w:ilvl="6" w:tplc="0409000F" w:tentative="1">
+      <w:start w:val="1"/>
+      <w:numFmt w:val="decimal"/>
+      <w:lvlText w:val="%7."/>
+      <w:lvlJc w:val="left"/>
+      <w:pPr>
+        <w:ind w:left="3080" w:hanging="440"/>
+      </w:pPr>
+    </w:lvl>
+    <w:lvl w:ilvl="7" w:tplc="04090019" w:tentative="1">
+      <w:start w:val="1"/>
+      <w:numFmt w:val="lowerLetter"/>
+      <w:lvlText w:val="%8)"/>
+      <w:lvlJc w:val="left"/>
+      <w:pPr>
+        <w:ind w:left="3520" w:hanging="440"/>
+      </w:pPr>
+    </w:lvl>
+    <w:lvl w:ilvl="8" w:tplc="0409001B" w:tentative="1">
+      <w:start w:val="1"/>
+      <w:numFmt w:val="lowerRoman"/>
+      <w:lvlText w:val="%9."/>
+      <w:lvlJc w:val="right"/>
+      <w:pPr>
+        <w:ind w:left="3960" w:hanging="440"/>
+      </w:pPr>
+    </w:lvl>
+  </w:abstractNum>
+  <w:abstractNum w:abstractNumId="16" w15:restartNumberingAfterBreak="0">
     <w:nsid w:val="227A5DF3"/>
     <w:multiLevelType w:val="hybridMultilevel"/>
     <w:tmpl w:val="35E8603E"/>
@@ -3170,7 +3386,7 @@
       </w:pPr>
     </w:lvl>
   </w:abstractNum>
-  <w:abstractNum w:abstractNumId="16" w15:restartNumberingAfterBreak="0">
+  <w:abstractNum w:abstractNumId="17" w15:restartNumberingAfterBreak="0">
     <w:nsid w:val="24214FDB"/>
     <w:multiLevelType w:val="hybridMultilevel"/>
     <w:tmpl w:val="6826032E"/>
@@ -3262,7 +3478,7 @@
       </w:pPr>
     </w:lvl>
   </w:abstractNum>
-  <w:abstractNum w:abstractNumId="17" w15:restartNumberingAfterBreak="0">
+  <w:abstractNum w:abstractNumId="18" w15:restartNumberingAfterBreak="0">
     <w:nsid w:val="2A0D7D59"/>
     <w:multiLevelType w:val="multilevel"/>
     <w:tmpl w:val="BE4AAFB4"/>
@@ -3378,7 +3594,7 @@
       </w:rPr>
     </w:lvl>
   </w:abstractNum>
-  <w:abstractNum w:abstractNumId="18" w15:restartNumberingAfterBreak="0">
+  <w:abstractNum w:abstractNumId="19" w15:restartNumberingAfterBreak="0">
     <w:nsid w:val="2CDC1E66"/>
     <w:multiLevelType w:val="multilevel"/>
     <w:tmpl w:val="0409001F"/>
@@ -3492,7 +3708,7 @@
       </w:pPr>
     </w:lvl>
   </w:abstractNum>
-  <w:abstractNum w:abstractNumId="19" w15:restartNumberingAfterBreak="0">
+  <w:abstractNum w:abstractNumId="20" w15:restartNumberingAfterBreak="0">
     <w:nsid w:val="2F045ED0"/>
     <w:multiLevelType w:val="hybridMultilevel"/>
     <w:tmpl w:val="C51E8436"/>
@@ -3612,7 +3828,7 @@
       </w:pPr>
     </w:lvl>
   </w:abstractNum>
-  <w:abstractNum w:abstractNumId="20" w15:restartNumberingAfterBreak="0">
+  <w:abstractNum w:abstractNumId="21" w15:restartNumberingAfterBreak="0">
     <w:nsid w:val="3405723F"/>
     <w:multiLevelType w:val="hybridMultilevel"/>
     <w:tmpl w:val="44DAC2EE"/>
@@ -3698,7 +3914,7 @@
       </w:pPr>
     </w:lvl>
   </w:abstractNum>
-  <w:abstractNum w:abstractNumId="21" w15:restartNumberingAfterBreak="0">
+  <w:abstractNum w:abstractNumId="22" w15:restartNumberingAfterBreak="0">
     <w:nsid w:val="3452782E"/>
     <w:multiLevelType w:val="hybridMultilevel"/>
     <w:tmpl w:val="96608882"/>
@@ -3791,7 +4007,7 @@
       </w:pPr>
     </w:lvl>
   </w:abstractNum>
-  <w:abstractNum w:abstractNumId="22" w15:restartNumberingAfterBreak="0">
+  <w:abstractNum w:abstractNumId="23" w15:restartNumberingAfterBreak="0">
     <w:nsid w:val="3453097C"/>
     <w:multiLevelType w:val="hybridMultilevel"/>
     <w:tmpl w:val="96608882"/>
@@ -3884,7 +4100,7 @@
       </w:pPr>
     </w:lvl>
   </w:abstractNum>
-  <w:abstractNum w:abstractNumId="23" w15:restartNumberingAfterBreak="0">
+  <w:abstractNum w:abstractNumId="24" w15:restartNumberingAfterBreak="0">
     <w:nsid w:val="34542A7F"/>
     <w:multiLevelType w:val="hybridMultilevel"/>
     <w:tmpl w:val="96608882"/>
@@ -3977,7 +4193,7 @@
       </w:pPr>
     </w:lvl>
   </w:abstractNum>
-  <w:abstractNum w:abstractNumId="24" w15:restartNumberingAfterBreak="0">
+  <w:abstractNum w:abstractNumId="25" w15:restartNumberingAfterBreak="0">
     <w:nsid w:val="36883352"/>
     <w:multiLevelType w:val="multilevel"/>
     <w:tmpl w:val="25CE97C4"/>
@@ -4118,7 +4334,7 @@
       </w:rPr>
     </w:lvl>
   </w:abstractNum>
-  <w:abstractNum w:abstractNumId="25" w15:restartNumberingAfterBreak="0">
+  <w:abstractNum w:abstractNumId="26" w15:restartNumberingAfterBreak="0">
     <w:nsid w:val="3A576D6D"/>
     <w:multiLevelType w:val="hybridMultilevel"/>
     <w:tmpl w:val="AB265CFA"/>
@@ -4210,7 +4426,7 @@
       </w:pPr>
     </w:lvl>
   </w:abstractNum>
-  <w:abstractNum w:abstractNumId="26" w15:restartNumberingAfterBreak="0">
+  <w:abstractNum w:abstractNumId="27" w15:restartNumberingAfterBreak="0">
     <w:nsid w:val="3AC2612E"/>
     <w:multiLevelType w:val="hybridMultilevel"/>
     <w:tmpl w:val="54E43040"/>
@@ -4302,7 +4518,7 @@
       </w:pPr>
     </w:lvl>
   </w:abstractNum>
-  <w:abstractNum w:abstractNumId="27" w15:restartNumberingAfterBreak="0">
+  <w:abstractNum w:abstractNumId="28" w15:restartNumberingAfterBreak="0">
     <w:nsid w:val="3D4E2A0D"/>
     <w:multiLevelType w:val="hybridMultilevel"/>
     <w:tmpl w:val="AB265CFA"/>
@@ -4394,7 +4610,7 @@
       </w:pPr>
     </w:lvl>
   </w:abstractNum>
-  <w:abstractNum w:abstractNumId="28" w15:restartNumberingAfterBreak="0">
+  <w:abstractNum w:abstractNumId="29" w15:restartNumberingAfterBreak="0">
     <w:nsid w:val="3E080BE4"/>
     <w:multiLevelType w:val="hybridMultilevel"/>
     <w:tmpl w:val="F014B964"/>
@@ -4485,7 +4701,7 @@
       </w:pPr>
     </w:lvl>
   </w:abstractNum>
-  <w:abstractNum w:abstractNumId="29" w15:restartNumberingAfterBreak="0">
+  <w:abstractNum w:abstractNumId="30" w15:restartNumberingAfterBreak="0">
     <w:nsid w:val="452278B4"/>
     <w:multiLevelType w:val="hybridMultilevel"/>
     <w:tmpl w:val="67D619C4"/>
@@ -4599,7 +4815,7 @@
       </w:pPr>
     </w:lvl>
   </w:abstractNum>
-  <w:abstractNum w:abstractNumId="30" w15:restartNumberingAfterBreak="0">
+  <w:abstractNum w:abstractNumId="31" w15:restartNumberingAfterBreak="0">
     <w:nsid w:val="465D1638"/>
     <w:multiLevelType w:val="hybridMultilevel"/>
     <w:tmpl w:val="85DCE8E4"/>
@@ -4716,7 +4932,7 @@
       </w:pPr>
     </w:lvl>
   </w:abstractNum>
-  <w:abstractNum w:abstractNumId="31" w15:restartNumberingAfterBreak="0">
+  <w:abstractNum w:abstractNumId="32" w15:restartNumberingAfterBreak="0">
     <w:nsid w:val="466C63EB"/>
     <w:multiLevelType w:val="hybridMultilevel"/>
     <w:tmpl w:val="96608882"/>
@@ -4809,7 +5025,7 @@
       </w:pPr>
     </w:lvl>
   </w:abstractNum>
-  <w:abstractNum w:abstractNumId="32" w15:restartNumberingAfterBreak="0">
+  <w:abstractNum w:abstractNumId="33" w15:restartNumberingAfterBreak="0">
     <w:nsid w:val="46796491"/>
     <w:multiLevelType w:val="hybridMultilevel"/>
     <w:tmpl w:val="2886E882"/>
@@ -4901,7 +5117,7 @@
       </w:pPr>
     </w:lvl>
   </w:abstractNum>
-  <w:abstractNum w:abstractNumId="33" w15:restartNumberingAfterBreak="0">
+  <w:abstractNum w:abstractNumId="34" w15:restartNumberingAfterBreak="0">
     <w:nsid w:val="47670EFC"/>
     <w:multiLevelType w:val="hybridMultilevel"/>
     <w:tmpl w:val="54E43040"/>
@@ -4993,7 +5209,7 @@
       </w:pPr>
     </w:lvl>
   </w:abstractNum>
-  <w:abstractNum w:abstractNumId="34" w15:restartNumberingAfterBreak="0">
+  <w:abstractNum w:abstractNumId="35" w15:restartNumberingAfterBreak="0">
     <w:nsid w:val="486D497F"/>
     <w:multiLevelType w:val="hybridMultilevel"/>
     <w:tmpl w:val="D7602FA4"/>
@@ -5083,7 +5299,7 @@
       </w:pPr>
     </w:lvl>
   </w:abstractNum>
-  <w:abstractNum w:abstractNumId="35" w15:restartNumberingAfterBreak="0">
+  <w:abstractNum w:abstractNumId="36" w15:restartNumberingAfterBreak="0">
     <w:nsid w:val="4B4A083A"/>
     <w:multiLevelType w:val="hybridMultilevel"/>
     <w:tmpl w:val="67D619C4"/>
@@ -5197,7 +5413,7 @@
       </w:pPr>
     </w:lvl>
   </w:abstractNum>
-  <w:abstractNum w:abstractNumId="36" w15:restartNumberingAfterBreak="0">
+  <w:abstractNum w:abstractNumId="37" w15:restartNumberingAfterBreak="0">
     <w:nsid w:val="4EC47E4F"/>
     <w:multiLevelType w:val="hybridMultilevel"/>
     <w:tmpl w:val="C4707CFE"/>
@@ -5286,7 +5502,7 @@
       </w:pPr>
     </w:lvl>
   </w:abstractNum>
-  <w:abstractNum w:abstractNumId="37" w15:restartNumberingAfterBreak="0">
+  <w:abstractNum w:abstractNumId="38" w15:restartNumberingAfterBreak="0">
     <w:nsid w:val="50202D83"/>
     <w:multiLevelType w:val="hybridMultilevel"/>
     <w:tmpl w:val="F014B964"/>
@@ -5377,7 +5593,7 @@
       </w:pPr>
     </w:lvl>
   </w:abstractNum>
-  <w:abstractNum w:abstractNumId="38" w15:restartNumberingAfterBreak="0">
+  <w:abstractNum w:abstractNumId="39" w15:restartNumberingAfterBreak="0">
     <w:nsid w:val="51183F3D"/>
     <w:multiLevelType w:val="hybridMultilevel"/>
     <w:tmpl w:val="67D619C4"/>
@@ -5491,7 +5707,7 @@
       </w:pPr>
     </w:lvl>
   </w:abstractNum>
-  <w:abstractNum w:abstractNumId="39" w15:restartNumberingAfterBreak="0">
+  <w:abstractNum w:abstractNumId="40" w15:restartNumberingAfterBreak="0">
     <w:nsid w:val="5216629E"/>
     <w:multiLevelType w:val="multilevel"/>
     <w:tmpl w:val="BF0472E8"/>
@@ -5685,7 +5901,7 @@
       </w:rPr>
     </w:lvl>
   </w:abstractNum>
-  <w:abstractNum w:abstractNumId="40" w15:restartNumberingAfterBreak="0">
+  <w:abstractNum w:abstractNumId="41" w15:restartNumberingAfterBreak="0">
     <w:nsid w:val="526A7720"/>
     <w:multiLevelType w:val="hybridMultilevel"/>
     <w:tmpl w:val="F014B964"/>
@@ -5776,7 +5992,7 @@
       </w:pPr>
     </w:lvl>
   </w:abstractNum>
-  <w:abstractNum w:abstractNumId="41" w15:restartNumberingAfterBreak="0">
+  <w:abstractNum w:abstractNumId="42" w15:restartNumberingAfterBreak="0">
     <w:nsid w:val="53577F50"/>
     <w:multiLevelType w:val="hybridMultilevel"/>
     <w:tmpl w:val="54E43040"/>
@@ -5868,7 +6084,7 @@
       </w:pPr>
     </w:lvl>
   </w:abstractNum>
-  <w:abstractNum w:abstractNumId="42" w15:restartNumberingAfterBreak="0">
+  <w:abstractNum w:abstractNumId="43" w15:restartNumberingAfterBreak="0">
     <w:nsid w:val="54FF01DD"/>
     <w:multiLevelType w:val="hybridMultilevel"/>
     <w:tmpl w:val="F014B964"/>
@@ -5959,7 +6175,7 @@
       </w:pPr>
     </w:lvl>
   </w:abstractNum>
-  <w:abstractNum w:abstractNumId="43" w15:restartNumberingAfterBreak="0">
+  <w:abstractNum w:abstractNumId="44" w15:restartNumberingAfterBreak="0">
     <w:nsid w:val="57C26F92"/>
     <w:multiLevelType w:val="hybridMultilevel"/>
     <w:tmpl w:val="50566280"/>
@@ -6073,7 +6289,7 @@
       </w:pPr>
     </w:lvl>
   </w:abstractNum>
-  <w:abstractNum w:abstractNumId="44" w15:restartNumberingAfterBreak="0">
+  <w:abstractNum w:abstractNumId="45" w15:restartNumberingAfterBreak="0">
     <w:nsid w:val="58D819CD"/>
     <w:multiLevelType w:val="hybridMultilevel"/>
     <w:tmpl w:val="9606CE24"/>
@@ -6165,7 +6381,7 @@
       </w:pPr>
     </w:lvl>
   </w:abstractNum>
-  <w:abstractNum w:abstractNumId="45" w15:restartNumberingAfterBreak="0">
+  <w:abstractNum w:abstractNumId="46" w15:restartNumberingAfterBreak="0">
     <w:nsid w:val="5A4F5B32"/>
     <w:multiLevelType w:val="hybridMultilevel"/>
     <w:tmpl w:val="74A448B0"/>
@@ -6256,7 +6472,7 @@
       </w:pPr>
     </w:lvl>
   </w:abstractNum>
-  <w:abstractNum w:abstractNumId="46" w15:restartNumberingAfterBreak="0">
+  <w:abstractNum w:abstractNumId="47" w15:restartNumberingAfterBreak="0">
     <w:nsid w:val="5CD65789"/>
     <w:multiLevelType w:val="hybridMultilevel"/>
     <w:tmpl w:val="74A448B0"/>
@@ -6347,7 +6563,7 @@
       </w:pPr>
     </w:lvl>
   </w:abstractNum>
-  <w:abstractNum w:abstractNumId="47" w15:restartNumberingAfterBreak="0">
+  <w:abstractNum w:abstractNumId="48" w15:restartNumberingAfterBreak="0">
     <w:nsid w:val="5D793597"/>
     <w:multiLevelType w:val="hybridMultilevel"/>
     <w:tmpl w:val="F014B964"/>
@@ -6438,7 +6654,7 @@
       </w:pPr>
     </w:lvl>
   </w:abstractNum>
-  <w:abstractNum w:abstractNumId="48" w15:restartNumberingAfterBreak="0">
+  <w:abstractNum w:abstractNumId="49" w15:restartNumberingAfterBreak="0">
     <w:nsid w:val="5E4257DC"/>
     <w:multiLevelType w:val="hybridMultilevel"/>
     <w:tmpl w:val="3AB0C956"/>
@@ -6527,7 +6743,7 @@
       </w:pPr>
     </w:lvl>
   </w:abstractNum>
-  <w:abstractNum w:abstractNumId="49" w15:restartNumberingAfterBreak="0">
+  <w:abstractNum w:abstractNumId="50" w15:restartNumberingAfterBreak="0">
     <w:nsid w:val="5FF0482E"/>
     <w:multiLevelType w:val="hybridMultilevel"/>
     <w:tmpl w:val="764A8C58"/>
@@ -6617,7 +6833,7 @@
       </w:pPr>
     </w:lvl>
   </w:abstractNum>
-  <w:abstractNum w:abstractNumId="50" w15:restartNumberingAfterBreak="0">
+  <w:abstractNum w:abstractNumId="51" w15:restartNumberingAfterBreak="0">
     <w:nsid w:val="612050DB"/>
     <w:multiLevelType w:val="hybridMultilevel"/>
     <w:tmpl w:val="96608882"/>
@@ -6710,10 +6926,10 @@
       </w:pPr>
     </w:lvl>
   </w:abstractNum>
-  <w:abstractNum w:abstractNumId="51" w15:restartNumberingAfterBreak="0">
+  <w:abstractNum w:abstractNumId="52" w15:restartNumberingAfterBreak="0">
     <w:nsid w:val="614C23E0"/>
     <w:multiLevelType w:val="singleLevel"/>
-    <w:tmpl w:val="5964AAFA"/>
+    <w:tmpl w:val="85EAF8F8"/>
     <w:lvl w:ilvl="0">
       <w:start w:val="1"/>
       <w:numFmt w:val="lowerLetter"/>
@@ -6723,14 +6939,14 @@
         <w:ind w:left="420" w:hanging="420"/>
       </w:pPr>
       <w:rPr>
-        <w:rFonts w:ascii="Times New Roman" w:hAnsi="Times New Roman" w:hint="default"/>
+        <w:rFonts w:ascii="Times New Roman" w:eastAsia="宋体" w:hAnsi="Times New Roman" w:cs="Times New Roman"/>
         <w:w w:val="100"/>
         <w:sz w:val="24"/>
         <w:szCs w:val="24"/>
       </w:rPr>
     </w:lvl>
   </w:abstractNum>
-  <w:abstractNum w:abstractNumId="52" w15:restartNumberingAfterBreak="0">
+  <w:abstractNum w:abstractNumId="53" w15:restartNumberingAfterBreak="0">
     <w:nsid w:val="629A7C1F"/>
     <w:multiLevelType w:val="hybridMultilevel"/>
     <w:tmpl w:val="AC0028FA"/>
@@ -6820,7 +7036,7 @@
       </w:pPr>
     </w:lvl>
   </w:abstractNum>
-  <w:abstractNum w:abstractNumId="53" w15:restartNumberingAfterBreak="0">
+  <w:abstractNum w:abstractNumId="54" w15:restartNumberingAfterBreak="0">
     <w:nsid w:val="63102634"/>
     <w:multiLevelType w:val="hybridMultilevel"/>
     <w:tmpl w:val="8FB0C16A"/>
@@ -6909,7 +7125,7 @@
       </w:pPr>
     </w:lvl>
   </w:abstractNum>
-  <w:abstractNum w:abstractNumId="54" w15:restartNumberingAfterBreak="0">
+  <w:abstractNum w:abstractNumId="55" w15:restartNumberingAfterBreak="0">
     <w:nsid w:val="65455DA2"/>
     <w:multiLevelType w:val="hybridMultilevel"/>
     <w:tmpl w:val="67D619C4"/>
@@ -7023,7 +7239,7 @@
       </w:pPr>
     </w:lvl>
   </w:abstractNum>
-  <w:abstractNum w:abstractNumId="55" w15:restartNumberingAfterBreak="0">
+  <w:abstractNum w:abstractNumId="56" w15:restartNumberingAfterBreak="0">
     <w:nsid w:val="6F502E09"/>
     <w:multiLevelType w:val="multilevel"/>
     <w:tmpl w:val="864ECF34"/>
@@ -7183,7 +7399,7 @@
       </w:rPr>
     </w:lvl>
   </w:abstractNum>
-  <w:abstractNum w:abstractNumId="56" w15:restartNumberingAfterBreak="0">
+  <w:abstractNum w:abstractNumId="57" w15:restartNumberingAfterBreak="0">
     <w:nsid w:val="702A4356"/>
     <w:multiLevelType w:val="multilevel"/>
     <w:tmpl w:val="467EAD70"/>
@@ -7331,7 +7547,7 @@
       </w:rPr>
     </w:lvl>
   </w:abstractNum>
-  <w:abstractNum w:abstractNumId="57" w15:restartNumberingAfterBreak="0">
+  <w:abstractNum w:abstractNumId="58" w15:restartNumberingAfterBreak="0">
     <w:nsid w:val="70F402AC"/>
     <w:multiLevelType w:val="hybridMultilevel"/>
     <w:tmpl w:val="74A448B0"/>
@@ -7422,7 +7638,7 @@
       </w:pPr>
     </w:lvl>
   </w:abstractNum>
-  <w:abstractNum w:abstractNumId="58" w15:restartNumberingAfterBreak="0">
+  <w:abstractNum w:abstractNumId="59" w15:restartNumberingAfterBreak="0">
     <w:nsid w:val="71F928E9"/>
     <w:multiLevelType w:val="hybridMultilevel"/>
     <w:tmpl w:val="7DC8FEB0"/>
@@ -7511,7 +7727,7 @@
       </w:pPr>
     </w:lvl>
   </w:abstractNum>
-  <w:abstractNum w:abstractNumId="59" w15:restartNumberingAfterBreak="0">
+  <w:abstractNum w:abstractNumId="60" w15:restartNumberingAfterBreak="0">
     <w:nsid w:val="76933334"/>
     <w:multiLevelType w:val="hybridMultilevel"/>
     <w:tmpl w:val="D74C1E48"/>
@@ -7628,7 +7844,7 @@
       </w:pPr>
     </w:lvl>
   </w:abstractNum>
-  <w:abstractNum w:abstractNumId="60" w15:restartNumberingAfterBreak="0">
+  <w:abstractNum w:abstractNumId="61" w15:restartNumberingAfterBreak="0">
     <w:nsid w:val="77E26820"/>
     <w:multiLevelType w:val="hybridMultilevel"/>
     <w:tmpl w:val="39CA44B8"/>
@@ -7718,7 +7934,7 @@
       </w:pPr>
     </w:lvl>
   </w:abstractNum>
-  <w:abstractNum w:abstractNumId="61" w15:restartNumberingAfterBreak="0">
+  <w:abstractNum w:abstractNumId="62" w15:restartNumberingAfterBreak="0">
     <w:nsid w:val="79E47357"/>
     <w:multiLevelType w:val="hybridMultilevel"/>
     <w:tmpl w:val="67D619C4"/>
@@ -7832,7 +8048,7 @@
       </w:pPr>
     </w:lvl>
   </w:abstractNum>
-  <w:abstractNum w:abstractNumId="62" w15:restartNumberingAfterBreak="0">
+  <w:abstractNum w:abstractNumId="63" w15:restartNumberingAfterBreak="0">
     <w:nsid w:val="7C713F75"/>
     <w:multiLevelType w:val="hybridMultilevel"/>
     <w:tmpl w:val="65D4D2DA"/>
@@ -7918,7 +8134,7 @@
       </w:pPr>
     </w:lvl>
   </w:abstractNum>
-  <w:abstractNum w:abstractNumId="63" w15:restartNumberingAfterBreak="0">
+  <w:abstractNum w:abstractNumId="64" w15:restartNumberingAfterBreak="0">
     <w:nsid w:val="7E960912"/>
     <w:multiLevelType w:val="hybridMultilevel"/>
     <w:tmpl w:val="96608882"/>
@@ -8011,7 +8227,7 @@
       </w:pPr>
     </w:lvl>
   </w:abstractNum>
-  <w:abstractNum w:abstractNumId="64" w15:restartNumberingAfterBreak="0">
+  <w:abstractNum w:abstractNumId="65" w15:restartNumberingAfterBreak="0">
     <w:nsid w:val="7F6814D8"/>
     <w:multiLevelType w:val="hybridMultilevel"/>
     <w:tmpl w:val="BF8CFA22"/>
@@ -8100,16 +8316,16 @@
     </w:lvl>
   </w:abstractNum>
   <w:num w:numId="1" w16cid:durableId="442000279">
-    <w:abstractNumId w:val="19"/>
+    <w:abstractNumId w:val="20"/>
   </w:num>
   <w:num w:numId="2" w16cid:durableId="735973688">
     <w:abstractNumId w:val="8"/>
   </w:num>
   <w:num w:numId="3" w16cid:durableId="451826103">
-    <w:abstractNumId w:val="38"/>
+    <w:abstractNumId w:val="39"/>
   </w:num>
   <w:num w:numId="4" w16cid:durableId="1704205777">
-    <w:abstractNumId w:val="54"/>
+    <w:abstractNumId w:val="55"/>
   </w:num>
   <w:num w:numId="5" w16cid:durableId="1507355536">
     <w:abstractNumId w:val="9"/>
@@ -8118,10 +8334,10 @@
     <w:abstractNumId w:val="1"/>
   </w:num>
   <w:num w:numId="7" w16cid:durableId="1078744044">
-    <w:abstractNumId w:val="61"/>
+    <w:abstractNumId w:val="62"/>
   </w:num>
   <w:num w:numId="8" w16cid:durableId="1505625515">
-    <w:abstractNumId w:val="47"/>
+    <w:abstractNumId w:val="48"/>
   </w:num>
   <w:num w:numId="9" w16cid:durableId="764032949">
     <w:abstractNumId w:val="11"/>
@@ -8133,40 +8349,40 @@
     <w:abstractNumId w:val="3"/>
   </w:num>
   <w:num w:numId="12" w16cid:durableId="1903179042">
+    <w:abstractNumId w:val="43"/>
+  </w:num>
+  <w:num w:numId="13" w16cid:durableId="1902060713">
+    <w:abstractNumId w:val="44"/>
+  </w:num>
+  <w:num w:numId="14" w16cid:durableId="474300914">
+    <w:abstractNumId w:val="23"/>
+  </w:num>
+  <w:num w:numId="15" w16cid:durableId="1695616193">
+    <w:abstractNumId w:val="45"/>
+  </w:num>
+  <w:num w:numId="16" w16cid:durableId="944650231">
+    <w:abstractNumId w:val="17"/>
+  </w:num>
+  <w:num w:numId="17" w16cid:durableId="256449320">
+    <w:abstractNumId w:val="27"/>
+  </w:num>
+  <w:num w:numId="18" w16cid:durableId="367485904">
     <w:abstractNumId w:val="42"/>
   </w:num>
-  <w:num w:numId="13" w16cid:durableId="1902060713">
-    <w:abstractNumId w:val="43"/>
-  </w:num>
-  <w:num w:numId="14" w16cid:durableId="474300914">
-    <w:abstractNumId w:val="22"/>
-  </w:num>
-  <w:num w:numId="15" w16cid:durableId="1695616193">
-    <w:abstractNumId w:val="44"/>
-  </w:num>
-  <w:num w:numId="16" w16cid:durableId="944650231">
-    <w:abstractNumId w:val="16"/>
-  </w:num>
-  <w:num w:numId="17" w16cid:durableId="256449320">
-    <w:abstractNumId w:val="26"/>
-  </w:num>
-  <w:num w:numId="18" w16cid:durableId="367485904">
-    <w:abstractNumId w:val="41"/>
-  </w:num>
   <w:num w:numId="19" w16cid:durableId="343047507">
-    <w:abstractNumId w:val="33"/>
+    <w:abstractNumId w:val="34"/>
   </w:num>
   <w:num w:numId="20" w16cid:durableId="215048239">
-    <w:abstractNumId w:val="62"/>
+    <w:abstractNumId w:val="63"/>
   </w:num>
   <w:num w:numId="21" w16cid:durableId="2125079388">
-    <w:abstractNumId w:val="60"/>
+    <w:abstractNumId w:val="61"/>
   </w:num>
   <w:num w:numId="22" w16cid:durableId="1607078712">
-    <w:abstractNumId w:val="20"/>
+    <w:abstractNumId w:val="21"/>
   </w:num>
   <w:num w:numId="23" w16cid:durableId="162555483">
-    <w:abstractNumId w:val="52"/>
+    <w:abstractNumId w:val="53"/>
   </w:num>
   <w:num w:numId="24" w16cid:durableId="1849519498">
     <w:abstractNumId w:val="13"/>
@@ -8175,127 +8391,130 @@
     <w:abstractNumId w:val="14"/>
   </w:num>
   <w:num w:numId="26" w16cid:durableId="1649704924">
-    <w:abstractNumId w:val="40"/>
+    <w:abstractNumId w:val="41"/>
   </w:num>
   <w:num w:numId="27" w16cid:durableId="879131718">
-    <w:abstractNumId w:val="37"/>
+    <w:abstractNumId w:val="38"/>
   </w:num>
   <w:num w:numId="28" w16cid:durableId="120197060">
-    <w:abstractNumId w:val="53"/>
+    <w:abstractNumId w:val="54"/>
   </w:num>
   <w:num w:numId="29" w16cid:durableId="1799254055">
-    <w:abstractNumId w:val="15"/>
+    <w:abstractNumId w:val="16"/>
   </w:num>
   <w:num w:numId="30" w16cid:durableId="412514138">
-    <w:abstractNumId w:val="34"/>
+    <w:abstractNumId w:val="35"/>
   </w:num>
   <w:num w:numId="31" w16cid:durableId="36978668">
-    <w:abstractNumId w:val="29"/>
+    <w:abstractNumId w:val="30"/>
   </w:num>
   <w:num w:numId="32" w16cid:durableId="767652901">
-    <w:abstractNumId w:val="27"/>
+    <w:abstractNumId w:val="28"/>
   </w:num>
   <w:num w:numId="33" w16cid:durableId="454519631">
-    <w:abstractNumId w:val="25"/>
+    <w:abstractNumId w:val="26"/>
   </w:num>
   <w:num w:numId="34" w16cid:durableId="1083793411">
     <w:abstractNumId w:val="6"/>
   </w:num>
   <w:num w:numId="35" w16cid:durableId="761494657">
-    <w:abstractNumId w:val="59"/>
+    <w:abstractNumId w:val="60"/>
   </w:num>
   <w:num w:numId="36" w16cid:durableId="870144778">
     <w:abstractNumId w:val="0"/>
   </w:num>
   <w:num w:numId="37" w16cid:durableId="1857502859">
-    <w:abstractNumId w:val="56"/>
+    <w:abstractNumId w:val="57"/>
   </w:num>
   <w:num w:numId="38" w16cid:durableId="145051346">
     <w:abstractNumId w:val="10"/>
   </w:num>
   <w:num w:numId="39" w16cid:durableId="951323105">
-    <w:abstractNumId w:val="55"/>
+    <w:abstractNumId w:val="56"/>
   </w:num>
   <w:num w:numId="40" w16cid:durableId="1853032116">
-    <w:abstractNumId w:val="24"/>
+    <w:abstractNumId w:val="25"/>
   </w:num>
   <w:num w:numId="41" w16cid:durableId="1918321402">
-    <w:abstractNumId w:val="18"/>
+    <w:abstractNumId w:val="19"/>
   </w:num>
   <w:num w:numId="42" w16cid:durableId="928468207">
     <w:abstractNumId w:val="4"/>
   </w:num>
   <w:num w:numId="43" w16cid:durableId="259139831">
-    <w:abstractNumId w:val="30"/>
+    <w:abstractNumId w:val="31"/>
   </w:num>
   <w:num w:numId="44" w16cid:durableId="1063068667">
     <w:abstractNumId w:val="2"/>
   </w:num>
   <w:num w:numId="45" w16cid:durableId="308899941">
-    <w:abstractNumId w:val="64"/>
+    <w:abstractNumId w:val="65"/>
   </w:num>
   <w:num w:numId="46" w16cid:durableId="1269042811">
-    <w:abstractNumId w:val="23"/>
+    <w:abstractNumId w:val="24"/>
   </w:num>
   <w:num w:numId="47" w16cid:durableId="987051228">
-    <w:abstractNumId w:val="31"/>
+    <w:abstractNumId w:val="32"/>
   </w:num>
   <w:num w:numId="48" w16cid:durableId="1206256430">
-    <w:abstractNumId w:val="39"/>
+    <w:abstractNumId w:val="40"/>
   </w:num>
   <w:num w:numId="49" w16cid:durableId="1580208006">
-    <w:abstractNumId w:val="36"/>
+    <w:abstractNumId w:val="37"/>
   </w:num>
   <w:num w:numId="50" w16cid:durableId="110976794">
-    <w:abstractNumId w:val="50"/>
+    <w:abstractNumId w:val="51"/>
   </w:num>
   <w:num w:numId="51" w16cid:durableId="976494233">
-    <w:abstractNumId w:val="48"/>
+    <w:abstractNumId w:val="49"/>
   </w:num>
   <w:num w:numId="52" w16cid:durableId="1997537430">
-    <w:abstractNumId w:val="35"/>
+    <w:abstractNumId w:val="36"/>
   </w:num>
   <w:num w:numId="53" w16cid:durableId="1069307431">
     <w:abstractNumId w:val="5"/>
   </w:num>
   <w:num w:numId="54" w16cid:durableId="1778521043">
-    <w:abstractNumId w:val="58"/>
+    <w:abstractNumId w:val="59"/>
   </w:num>
   <w:num w:numId="55" w16cid:durableId="213011795">
-    <w:abstractNumId w:val="32"/>
+    <w:abstractNumId w:val="33"/>
   </w:num>
   <w:num w:numId="56" w16cid:durableId="95251536">
-    <w:abstractNumId w:val="45"/>
+    <w:abstractNumId w:val="46"/>
   </w:num>
   <w:num w:numId="57" w16cid:durableId="256713630">
-    <w:abstractNumId w:val="28"/>
+    <w:abstractNumId w:val="29"/>
   </w:num>
   <w:num w:numId="58" w16cid:durableId="603077777">
     <w:abstractNumId w:val="1"/>
   </w:num>
   <w:num w:numId="59" w16cid:durableId="485173953">
-    <w:abstractNumId w:val="63"/>
+    <w:abstractNumId w:val="64"/>
   </w:num>
   <w:num w:numId="60" w16cid:durableId="1009137420">
     <w:abstractNumId w:val="12"/>
   </w:num>
   <w:num w:numId="61" w16cid:durableId="799300009">
-    <w:abstractNumId w:val="57"/>
+    <w:abstractNumId w:val="58"/>
   </w:num>
   <w:num w:numId="62" w16cid:durableId="1879510516">
-    <w:abstractNumId w:val="46"/>
+    <w:abstractNumId w:val="47"/>
   </w:num>
   <w:num w:numId="63" w16cid:durableId="1340155746">
-    <w:abstractNumId w:val="21"/>
+    <w:abstractNumId w:val="22"/>
   </w:num>
   <w:num w:numId="64" w16cid:durableId="1363438774">
-    <w:abstractNumId w:val="17"/>
+    <w:abstractNumId w:val="18"/>
   </w:num>
   <w:num w:numId="65" w16cid:durableId="81489512">
-    <w:abstractNumId w:val="49"/>
+    <w:abstractNumId w:val="50"/>
   </w:num>
   <w:num w:numId="66" w16cid:durableId="834536295">
-    <w:abstractNumId w:val="51"/>
+    <w:abstractNumId w:val="52"/>
+  </w:num>
+  <w:num w:numId="67" w16cid:durableId="109588362">
+    <w:abstractNumId w:val="15"/>
   </w:num>
   <w:numIdMacAtCleanup w:val="55"/>
 </w:numbering>
